--- a/data/exports/waves_revision_notes.docx
+++ b/data/exports/waves_revision_notes.docx
@@ -189,7 +189,7 @@
                 <w:color w:val="2D3748"/>
                 <w:sz w:val="19"/>
               </w:rPr>
-              <w:t>Waves - Core Application</w:t>
+              <w:t>Wave Equation &amp; Velocity of Sound</w:t>
             </w:r>
           </w:p>
         </w:tc>
@@ -209,7 +209,7 @@
               <w:rPr>
                 <w:sz w:val="19"/>
               </w:rPr>
-              <w:t>96 PYQs</w:t>
+              <w:t>62 PYQs</w:t>
             </w:r>
           </w:p>
         </w:tc>
@@ -230,7 +230,94 @@
                 <w:color w:val="718096"/>
                 <w:sz w:val="19"/>
               </w:rPr>
-              <w:t>General Concept</w:t>
+              <w:t>Wave Motion</w:t>
+            </w:r>
+          </w:p>
+        </w:tc>
+      </w:tr>
+      <w:tr>
+        <w:tc>
+          <w:tcPr>
+            <w:tcW w:type="dxa" w:w="2160"/>
+            <w:shd w:fill="FFFFFF"/>
+            <w:tcMar>
+              <w:top w:w="80" w:type="dxa"/>
+              <w:bottom w:w="80" w:type="dxa"/>
+              <w:left w:w="150" w:type="dxa"/>
+              <w:right w:w="150" w:type="dxa"/>
+            </w:tcMar>
+          </w:tcPr>
+          <w:p>
+            <w:r>
+              <w:rPr>
+                <w:b/>
+                <w:color w:val="C53030"/>
+                <w:sz w:val="19"/>
+              </w:rPr>
+              <w:t>Very High</w:t>
+            </w:r>
+          </w:p>
+        </w:tc>
+        <w:tc>
+          <w:tcPr>
+            <w:tcW w:type="dxa" w:w="4320"/>
+            <w:shd w:fill="FFFFFF"/>
+            <w:tcMar>
+              <w:top w:w="80" w:type="dxa"/>
+              <w:bottom w:w="80" w:type="dxa"/>
+              <w:left w:w="150" w:type="dxa"/>
+              <w:right w:w="150" w:type="dxa"/>
+            </w:tcMar>
+          </w:tcPr>
+          <w:p>
+            <w:r>
+              <w:rPr>
+                <w:b/>
+                <w:color w:val="2D3748"/>
+                <w:sz w:val="19"/>
+              </w:rPr>
+              <w:t>Standing Waves, Resonance &amp; Doppler Effect</w:t>
+            </w:r>
+          </w:p>
+        </w:tc>
+        <w:tc>
+          <w:tcPr>
+            <w:tcW w:type="dxa" w:w="1728"/>
+            <w:shd w:fill="FFFFFF"/>
+            <w:tcMar>
+              <w:top w:w="80" w:type="dxa"/>
+              <w:bottom w:w="80" w:type="dxa"/>
+              <w:left w:w="150" w:type="dxa"/>
+              <w:right w:w="150" w:type="dxa"/>
+            </w:tcMar>
+          </w:tcPr>
+          <w:p>
+            <w:r>
+              <w:rPr>
+                <w:sz w:val="19"/>
+              </w:rPr>
+              <w:t>46 PYQs</w:t>
+            </w:r>
+          </w:p>
+        </w:tc>
+        <w:tc>
+          <w:tcPr>
+            <w:tcW w:type="dxa" w:w="1872"/>
+            <w:shd w:fill="FFFFFF"/>
+            <w:tcMar>
+              <w:top w:w="80" w:type="dxa"/>
+              <w:bottom w:w="80" w:type="dxa"/>
+              <w:left w:w="150" w:type="dxa"/>
+              <w:right w:w="150" w:type="dxa"/>
+            </w:tcMar>
+          </w:tcPr>
+          <w:p>
+            <w:r>
+              <w:rPr>
+                <w:color w:val="718096"/>
+                <w:sz w:val="19"/>
+              </w:rPr>
+              <w:t>Interference &amp; Acoustics</w:t>
             </w:r>
           </w:p>
         </w:tc>
@@ -311,6 +398,98 @@
           </w:p>
         </w:tc>
       </w:tr>
+      <w:tr>
+        <w:tc>
+          <w:tcPr>
+            <w:tcW w:type="dxa" w:w="3600"/>
+            <w:shd w:fill="F7FAFC"/>
+            <w:tcMar>
+              <w:top w:w="100" w:type="dxa"/>
+              <w:bottom w:w="100" w:type="dxa"/>
+              <w:left w:w="150" w:type="dxa"/>
+              <w:right w:w="150" w:type="dxa"/>
+            </w:tcMar>
+          </w:tcPr>
+          <w:p>
+            <w:r>
+              <w:rPr>
+                <w:b/>
+                <w:color w:val="1A365D"/>
+                <w:sz w:val="19"/>
+              </w:rPr>
+              <w:t>Wave Equation &amp; Velocity of Sound</w:t>
+            </w:r>
+          </w:p>
+        </w:tc>
+        <w:tc>
+          <w:tcPr>
+            <w:tcW w:type="dxa" w:w="6480"/>
+            <w:shd w:fill="F7FAFC"/>
+            <w:tcMar>
+              <w:top w:w="100" w:type="dxa"/>
+              <w:bottom w:w="100" w:type="dxa"/>
+              <w:left w:w="150" w:type="dxa"/>
+              <w:right w:w="150" w:type="dxa"/>
+            </w:tcMar>
+          </w:tcPr>
+          <w:p>
+            <w:r>
+              <w:rPr>
+                <w:rFonts w:ascii="Cambria Math" w:hAnsi="Cambria Math"/>
+                <w:color w:val="2D3748"/>
+                <w:sz w:val="19"/>
+              </w:rPr>
+              <w:t>y(x,t) = A\sin(kx \mp \omega t + \phi), \quad v = \frac{\omega}{k} = f\lambda, \quad v_{\text{string}} = \sqrt{\frac{T}{\mu}}, \quad v_{\text{gas}} = \sqrt{\frac{\gamma RT}{M}}</w:t>
+            </w:r>
+          </w:p>
+        </w:tc>
+      </w:tr>
+      <w:tr>
+        <w:tc>
+          <w:tcPr>
+            <w:tcW w:type="dxa" w:w="3600"/>
+            <w:shd w:fill="FFFFFF"/>
+            <w:tcMar>
+              <w:top w:w="100" w:type="dxa"/>
+              <w:bottom w:w="100" w:type="dxa"/>
+              <w:left w:w="150" w:type="dxa"/>
+              <w:right w:w="150" w:type="dxa"/>
+            </w:tcMar>
+          </w:tcPr>
+          <w:p>
+            <w:r>
+              <w:rPr>
+                <w:b/>
+                <w:color w:val="1A365D"/>
+                <w:sz w:val="19"/>
+              </w:rPr>
+              <w:t>Standing Waves, Resonance &amp; Doppler Effect</w:t>
+            </w:r>
+          </w:p>
+        </w:tc>
+        <w:tc>
+          <w:tcPr>
+            <w:tcW w:type="dxa" w:w="6480"/>
+            <w:shd w:fill="FFFFFF"/>
+            <w:tcMar>
+              <w:top w:w="100" w:type="dxa"/>
+              <w:bottom w:w="100" w:type="dxa"/>
+              <w:left w:w="150" w:type="dxa"/>
+              <w:right w:w="150" w:type="dxa"/>
+            </w:tcMar>
+          </w:tcPr>
+          <w:p>
+            <w:r>
+              <w:rPr>
+                <w:rFonts w:ascii="Cambria Math" w:hAnsi="Cambria Math"/>
+                <w:color w:val="2D3748"/>
+                <w:sz w:val="19"/>
+              </w:rPr>
+              <w:t>f_{\text{open}} = \frac{n v}{2L} \; (n=1,2,3), \quad f_{\text{closed}} = \frac{(2n-1)v}{4L} \; (n=1,2,3), \quad f' = f\left(\frac{v \pm v_0}{v \mp v_s}\right), \quad f_{\text{beat}} = |f_1 - f_2|</w:t>
+            </w:r>
+          </w:p>
+        </w:tc>
+      </w:tr>
     </w:tbl>
     <w:p>
       <w:pPr>
@@ -338,7 +517,7 @@
           <w:color w:val="2B6CB0"/>
           <w:sz w:val="24"/>
         </w:rPr>
-        <w:t>3.1 Waves - Core Application (Very High Yield — 96 PYQs)</w:t>
+        <w:t>3.1 Wave Equation &amp; Velocity of Sound (Very High Yield — 62 PYQs)</w:t>
       </w:r>
     </w:p>
     <w:p>
@@ -353,7 +532,7 @@
         <w:rPr>
           <w:sz w:val="20"/>
         </w:rPr>
-        <w:t>Key problem pattern in Waves.</w:t>
+        <w:t>Progressive traveling harmonic waves, wave vector k = 2π/λ, and Laplace-corrected speed of sound in gases.</w:t>
       </w:r>
     </w:p>
     <w:tbl>
@@ -391,7 +570,7 @@
                 <w:color w:val="2D3748"/>
                 <w:sz w:val="19"/>
               </w:rPr>
-              <w:t>Watch for algebraic and sign errors.</w:t>
+              <w:t>Maximum particle velocity v_(particle, max) = Aω is completely different from wave propagation velocity v = fλ.</w:t>
             </w:r>
           </w:p>
         </w:tc>
@@ -432,7 +611,215 @@
                 <w:color w:val="2D3748"/>
                 <w:sz w:val="19"/>
               </w:rPr>
-              <w:t>Verify dimensions and boundary conditions.</w:t>
+              <w:t>Wave travels in positive x-direction if signs of kx and ω t are OPPOSITE: sin(kx - ω t).</w:t>
+            </w:r>
+          </w:p>
+        </w:tc>
+      </w:tr>
+    </w:tbl>
+    <w:p>
+      <w:pPr>
+        <w:spacing w:before="120" w:after="40"/>
+      </w:pPr>
+      <w:r>
+        <w:rPr>
+          <w:b/>
+          <w:color w:val="1A365D"/>
+          <w:sz w:val="19"/>
+        </w:rPr>
+        <w:t>Source PYQs testing this concept:</w:t>
+      </w:r>
+    </w:p>
+    <w:p>
+      <w:pPr>
+        <w:pStyle w:val="ListBullet"/>
+        <w:spacing w:after="40"/>
+      </w:pPr>
+      <w:r>
+        <w:rPr>
+          <w:b/>
+          <w:sz w:val="18"/>
+        </w:rPr>
+        <w:t xml:space="preserve">[2026 Morning Shift] Q#1 (MCQ): </w:t>
+      </w:r>
+      <w:r>
+        <w:rPr>
+          <w:sz w:val="18"/>
+        </w:rPr>
+        <w:t xml:space="preserve">"Two strings (A,B) having linear densities μ_(A)=2 × 10^-4kg/m and, μ_(B)=4 × 10^-4kg/m and lengths L_(A)=2.5m and ..."  </w:t>
+      </w:r>
+      <w:r>
+        <w:rPr>
+          <w:b/>
+          <w:color w:val="2B6CB0"/>
+          <w:sz w:val="18"/>
+        </w:rPr>
+        <w:t>[Ans: B]</w:t>
+      </w:r>
+    </w:p>
+    <w:p>
+      <w:pPr>
+        <w:pStyle w:val="ListBullet"/>
+        <w:spacing w:after="40"/>
+      </w:pPr>
+      <w:r>
+        <w:rPr>
+          <w:b/>
+          <w:sz w:val="18"/>
+        </w:rPr>
+        <w:t xml:space="preserve">[2025 Morning Shift] Q#1 (MCQ): </w:t>
+      </w:r>
+      <w:r>
+        <w:rPr>
+          <w:sz w:val="18"/>
+        </w:rPr>
+        <w:t xml:space="preserve">"Two harmonic waves moving in the same direction superimpose to form a wave x=acos(1.5t)cos(50.5t) where t is in seconds. Find the period w..."  </w:t>
+      </w:r>
+      <w:r>
+        <w:rPr>
+          <w:b/>
+          <w:color w:val="2B6CB0"/>
+          <w:sz w:val="18"/>
+        </w:rPr>
+        <w:t>[Ans: N/A]</w:t>
+      </w:r>
+    </w:p>
+    <w:p>
+      <w:pPr>
+        <w:pStyle w:val="ListBullet"/>
+        <w:spacing w:after="40"/>
+      </w:pPr>
+      <w:r>
+        <w:rPr>
+          <w:b/>
+          <w:sz w:val="18"/>
+        </w:rPr>
+        <w:t xml:space="preserve">[2025 Evening Shift] Q#1 (MCQ): </w:t>
+      </w:r>
+      <w:r>
+        <w:rPr>
+          <w:sz w:val="18"/>
+        </w:rPr>
+        <w:t xml:space="preserve">"A sinusoidal wave of wavelength 7.5 cm travels a distance of 1.2 cm along the x -direction in 0.3 sec . The crest P is at x=0 at $t=0sec..."  </w:t>
+      </w:r>
+      <w:r>
+        <w:rPr>
+          <w:b/>
+          <w:color w:val="2B6CB0"/>
+          <w:sz w:val="18"/>
+        </w:rPr>
+        <w:t>[Ans: N/A]</w:t>
+      </w:r>
+    </w:p>
+    <w:p>
+      <w:pPr>
+        <w:spacing w:after="120"/>
+      </w:pPr>
+    </w:p>
+    <w:p>
+      <w:pPr>
+        <w:pStyle w:val="Heading2"/>
+      </w:pPr>
+      <w:r>
+        <w:rPr>
+          <w:color w:val="2B6CB0"/>
+          <w:sz w:val="24"/>
+        </w:rPr>
+        <w:t>3.2 Standing Waves, Resonance &amp; Doppler Effect (Very High Yield — 46 PYQs)</w:t>
+      </w:r>
+    </w:p>
+    <w:p>
+      <w:r>
+        <w:rPr>
+          <w:b/>
+          <w:sz w:val="20"/>
+        </w:rPr>
+        <w:t xml:space="preserve">Core Principle: </w:t>
+      </w:r>
+      <w:r>
+        <w:rPr>
+          <w:sz w:val="20"/>
+        </w:rPr>
+        <w:t>Stationary waves in strings and organ pipes, beat frequency, and Doppler frequency shift for moving sources and observers.</w:t>
+      </w:r>
+    </w:p>
+    <w:tbl>
+      <w:tblPr>
+        <w:tblW w:type="auto" w:w="0"/>
+        <w:jc w:val="center"/>
+        <w:tblLook w:firstColumn="1" w:firstRow="1" w:lastColumn="0" w:lastRow="0" w:noHBand="0" w:noVBand="1" w:val="04A0"/>
+      </w:tblPr>
+      <w:tblGrid>
+        <w:gridCol w:w="10080"/>
+      </w:tblGrid>
+      <w:tr>
+        <w:tc>
+          <w:tcPr>
+            <w:tcW w:type="dxa" w:w="10080"/>
+            <w:shd w:fill="FFF5F5"/>
+            <w:tcMar>
+              <w:top w:w="100" w:type="dxa"/>
+              <w:bottom w:w="100" w:type="dxa"/>
+              <w:left w:w="150" w:type="dxa"/>
+              <w:right w:w="150" w:type="dxa"/>
+            </w:tcMar>
+          </w:tcPr>
+          <w:p>
+            <w:r>
+              <w:rPr>
+                <w:b/>
+                <w:color w:val="C53030"/>
+                <w:sz w:val="19"/>
+              </w:rPr>
+              <w:t xml:space="preserve">⚠️ Common Trap / JEE Pitfall: </w:t>
+            </w:r>
+            <w:r>
+              <w:rPr>
+                <w:color w:val="2D3748"/>
+                <w:sz w:val="19"/>
+              </w:rPr>
+              <w:t>A closed organ pipe produces ONLY odd harmonics (1, 3, 5...). The first overtone is the 3rd harmonic (3v/4L).</w:t>
+            </w:r>
+          </w:p>
+        </w:tc>
+      </w:tr>
+    </w:tbl>
+    <w:tbl>
+      <w:tblPr>
+        <w:tblW w:type="auto" w:w="0"/>
+        <w:jc w:val="center"/>
+        <w:tblLook w:firstColumn="1" w:firstRow="1" w:lastColumn="0" w:lastRow="0" w:noHBand="0" w:noVBand="1" w:val="04A0"/>
+      </w:tblPr>
+      <w:tblGrid>
+        <w:gridCol w:w="10080"/>
+      </w:tblGrid>
+      <w:tr>
+        <w:tc>
+          <w:tcPr>
+            <w:tcW w:type="dxa" w:w="10080"/>
+            <w:shd w:fill="F0FFF4"/>
+            <w:tcMar>
+              <w:top w:w="100" w:type="dxa"/>
+              <w:bottom w:w="100" w:type="dxa"/>
+              <w:left w:w="150" w:type="dxa"/>
+              <w:right w:w="150" w:type="dxa"/>
+            </w:tcMar>
+          </w:tcPr>
+          <w:p>
+            <w:r>
+              <w:rPr>
+                <w:b/>
+                <w:color w:val="276749"/>
+                <w:sz w:val="19"/>
+              </w:rPr>
+              <w:t xml:space="preserve">💡 Speed Hack / Trick: </w:t>
+            </w:r>
+            <w:r>
+              <w:rPr>
+                <w:color w:val="2D3748"/>
+                <w:sz w:val="19"/>
+              </w:rPr>
+              <w:t>Doppler rule: When distance decreases, apparent frequency INCREASES; when distance increases, apparent frequency DECREASES.</w:t>
             </w:r>
           </w:p>
         </w:tc>
@@ -488,33 +875,6 @@
           <w:b/>
           <w:sz w:val="18"/>
         </w:rPr>
-        <w:t xml:space="preserve">[2026 Morning Shift] Q#1 (MCQ): </w:t>
-      </w:r>
-      <w:r>
-        <w:rPr>
-          <w:sz w:val="18"/>
-        </w:rPr>
-        <w:t xml:space="preserve">"Two strings (A,B) having linear densities μ_(A)=2 × 10^-4kg/m and, μ_(B)=4 × 10^-4kg/m and lengths L_(A)=2.5m and ..."  </w:t>
-      </w:r>
-      <w:r>
-        <w:rPr>
-          <w:b/>
-          <w:color w:val="2B6CB0"/>
-          <w:sz w:val="18"/>
-        </w:rPr>
-        <w:t>[Ans: B]</w:t>
-      </w:r>
-    </w:p>
-    <w:p>
-      <w:pPr>
-        <w:pStyle w:val="ListBullet"/>
-        <w:spacing w:after="40"/>
-      </w:pPr>
-      <w:r>
-        <w:rPr>
-          <w:b/>
-          <w:sz w:val="18"/>
-        </w:rPr>
         <w:t xml:space="preserve">[2026 Evening Shift] Q#2 (MCQ): </w:t>
       </w:r>
       <w:r>
@@ -530,6 +890,33 @@
           <w:sz w:val="18"/>
         </w:rPr>
         <w:t>[Ans: N/A]</w:t>
+      </w:r>
+    </w:p>
+    <w:p>
+      <w:pPr>
+        <w:pStyle w:val="ListBullet"/>
+        <w:spacing w:after="40"/>
+      </w:pPr>
+      <w:r>
+        <w:rPr>
+          <w:b/>
+          <w:sz w:val="18"/>
+        </w:rPr>
+        <w:t xml:space="preserve">[2026 Evening Shift] Q#3 (MCQ): </w:t>
+      </w:r>
+      <w:r>
+        <w:rPr>
+          <w:sz w:val="18"/>
+        </w:rPr>
+        <w:t xml:space="preserve">"A point source is kept at the center of a spherically enclosed detector. If the volume of the detector increased by 8 times, the intensity w..."  </w:t>
+      </w:r>
+      <w:r>
+        <w:rPr>
+          <w:b/>
+          <w:color w:val="2B6CB0"/>
+          <w:sz w:val="18"/>
+        </w:rPr>
+        <w:t>[Ans: B]</w:t>
       </w:r>
     </w:p>
     <w:p>
@@ -662,6 +1049,129 @@
               <w:t>Solution Analysis:</w:t>
               <w:br/>
               <w:t>A plane progressive wave moving in the positive x -direction can be represented as: y=Acos(ω t-kx) Where, ω is the angular frequency, k is the propagation constant (wave number). The given equation is y=5cosπ(200t-(x / 150)). y=5cos(200π t-(π x / 150)) By comparing this with y=Acos(ω t-kx), ω=200π rad/s and k=(π / 150) rad/cm Wave velocity is the distance travelled by the wave per unit time. It is related to angular frequency and wave number by the relation: v=(ω / k) Substituting the values of ω and k : v=(200π / π/150) v=200 × 150=30,000cm/s=300m/s Therefore, the velocity of the wave is 300m/s . Thus, the correct option is (D).</w:t>
+            </w:r>
+          </w:p>
+        </w:tc>
+      </w:tr>
+    </w:tbl>
+    <w:p>
+      <w:pPr>
+        <w:spacing w:after="120"/>
+      </w:pPr>
+    </w:p>
+    <w:p>
+      <w:pPr>
+        <w:spacing w:before="160" w:after="40"/>
+      </w:pPr>
+      <w:r>
+        <w:rPr>
+          <w:b/>
+          <w:color w:val="1A365D"/>
+          <w:sz w:val="22"/>
+        </w:rPr>
+        <w:t>Benchmark Problem 2: JEE Main 2026 (Online) 21st January Morning Shift (Q#1)</w:t>
+      </w:r>
+    </w:p>
+    <w:p>
+      <w:pPr>
+        <w:spacing w:after="80"/>
+      </w:pPr>
+      <w:r>
+        <w:rPr>
+          <w:sz w:val="20"/>
+        </w:rPr>
+        <w:t>Two strings (A,B) having linear densities μ_(A)=2 × 10^-4kg/m and, μ_(B)=4 × 10^-4kg/m and lengths L_(A)=2.5m and L_(B)=1.5m respectively are joined. Free ends of A and B are tied to two rigid supports C and D , respectively creating a tension of 500 N in the wire. Two identical pulses, sent from C and D ends, take time t_(1) and t_(2) , respectively, to reach the joint. The ratio t_(1)/t_(2) is:</w:t>
+      </w:r>
+    </w:p>
+    <w:p>
+      <w:pPr>
+        <w:pStyle w:val="ListBullet"/>
+        <w:spacing w:after="20"/>
+      </w:pPr>
+      <w:r>
+        <w:rPr>
+          <w:sz w:val="19"/>
+        </w:rPr>
+        <w:t>(A) 1.90</w:t>
+      </w:r>
+    </w:p>
+    <w:p>
+      <w:pPr>
+        <w:pStyle w:val="ListBullet"/>
+        <w:spacing w:after="20"/>
+      </w:pPr>
+      <w:r>
+        <w:rPr>
+          <w:b/>
+          <w:color w:val="276749"/>
+          <w:sz w:val="19"/>
+        </w:rPr>
+        <w:t>(B) 1.18</w:t>
+      </w:r>
+    </w:p>
+    <w:p>
+      <w:pPr>
+        <w:pStyle w:val="ListBullet"/>
+        <w:spacing w:after="20"/>
+      </w:pPr>
+      <w:r>
+        <w:rPr>
+          <w:sz w:val="19"/>
+        </w:rPr>
+        <w:t>(C) 1.08</w:t>
+      </w:r>
+    </w:p>
+    <w:p>
+      <w:pPr>
+        <w:pStyle w:val="ListBullet"/>
+        <w:spacing w:after="20"/>
+      </w:pPr>
+      <w:r>
+        <w:rPr>
+          <w:sz w:val="19"/>
+        </w:rPr>
+        <w:t>(D) 1.67</w:t>
+      </w:r>
+    </w:p>
+    <w:tbl>
+      <w:tblPr>
+        <w:tblW w:type="auto" w:w="0"/>
+        <w:jc w:val="center"/>
+        <w:tblLook w:firstColumn="1" w:firstRow="1" w:lastColumn="0" w:lastRow="0" w:noHBand="0" w:noVBand="1" w:val="04A0"/>
+      </w:tblPr>
+      <w:tblGrid>
+        <w:gridCol w:w="10080"/>
+      </w:tblGrid>
+      <w:tr>
+        <w:tc>
+          <w:tcPr>
+            <w:tcW w:type="dxa" w:w="10080"/>
+            <w:shd w:fill="F7FAFC"/>
+            <w:tcMar>
+              <w:top w:w="100" w:type="dxa"/>
+              <w:bottom w:w="100" w:type="dxa"/>
+              <w:left w:w="150" w:type="dxa"/>
+              <w:right w:w="150" w:type="dxa"/>
+            </w:tcMar>
+          </w:tcPr>
+          <w:p>
+            <w:r>
+              <w:rPr>
+                <w:b/>
+                <w:color w:val="1A365D"/>
+                <w:sz w:val="19"/>
+              </w:rPr>
+              <w:t>Correct Answer: B</w:t>
+              <w:br/>
+            </w:r>
+            <w:r>
+              <w:rPr>
+                <w:color w:val="2D3748"/>
+                <w:sz w:val="18"/>
+              </w:rPr>
+              <w:t>Solution Analysis:</w:t>
+              <w:br/>
+              <w:t>When a string with linear mass density μ (mass per unit length) is under tension T , the speed v of a transverse wave is given by : v=√((T / μ)) So, the time taken to reach the joint is t=(Length / Velocity)=(L / v) Substituting the velocity formula into the time equation : t=L√((T / μ))=L√((μ / T)) The two strings are joined together and tied between two rigid supports, meaning the tension ( T ) is the same throughout both strings (T=500N) . For String A (time t_(1) ) : The length of the string A is L_(A)=2.5m and the linear density is μ_(A)=2 × 10^-4kg/m So, the time taken to reach the end of string A is, t_(1)=2.5√(\frac2 × 10^-4)500 For String B (time t_(2) ) : The length of the string B is L_(B)=1.5m and the linear density is μ_(B)=4 × 10^-4kg/m So, the time taken to reach the end of string B is, t_(2)=1.5√(\frac4 × 10^-4)500 So, the ratio is, \fract_(1)t_(2)=\frac2.5√(\frac2 × 10^-4)5001.5√(\frac4 × 10^-4)500 ⇒ \fract_(1)t_(2)=\frac2.5√(2)1.5√(4)=\frac53√(2) ⇒ t_(1)t_(2) ≈ 1.18 Therefore, the ratio of the travel times to be approximately 1.18 . Hence, the correct option is (B).</w:t>
             </w:r>
           </w:p>
         </w:tc>

--- a/data/exports/waves_revision_notes.docx
+++ b/data/exports/waves_revision_notes.docx
@@ -209,7 +209,7 @@
               <w:rPr>
                 <w:sz w:val="19"/>
               </w:rPr>
-              <w:t>62 PYQs</w:t>
+              <w:t>66 PYQs</w:t>
             </w:r>
           </w:p>
         </w:tc>
@@ -296,7 +296,7 @@
               <w:rPr>
                 <w:sz w:val="19"/>
               </w:rPr>
-              <w:t>46 PYQs</w:t>
+              <w:t>40 PYQs</w:t>
             </w:r>
           </w:p>
         </w:tc>
@@ -517,7 +517,7 @@
           <w:color w:val="2B6CB0"/>
           <w:sz w:val="24"/>
         </w:rPr>
-        <w:t>3.1 Wave Equation &amp; Velocity of Sound (Very High Yield — 62 PYQs)</w:t>
+        <w:t>3.1 Wave Equation &amp; Velocity of Sound (Very High Yield — 66 PYQs)</w:t>
       </w:r>
     </w:p>
     <w:p>
@@ -646,6 +646,33 @@
         <w:rPr>
           <w:sz w:val="18"/>
         </w:rPr>
+        <w:t xml:space="preserve">"The equation of a plane progressive wave is given by y=5cosπ(200t-(x / 150)) where x and y are in cm and t is in second. The v..."  </w:t>
+      </w:r>
+      <w:r>
+        <w:rPr>
+          <w:b/>
+          <w:color w:val="2B6CB0"/>
+          <w:sz w:val="18"/>
+        </w:rPr>
+        <w:t>[Ans: D]</w:t>
+      </w:r>
+    </w:p>
+    <w:p>
+      <w:pPr>
+        <w:pStyle w:val="ListBullet"/>
+        <w:spacing w:after="40"/>
+      </w:pPr>
+      <w:r>
+        <w:rPr>
+          <w:b/>
+          <w:sz w:val="18"/>
+        </w:rPr>
+        <w:t xml:space="preserve">[2026 Morning Shift] Q#1 (MCQ): </w:t>
+      </w:r>
+      <w:r>
+        <w:rPr>
+          <w:sz w:val="18"/>
+        </w:rPr>
         <w:t xml:space="preserve">"Two strings (A,B) having linear densities μ_(A)=2 × 10^-4kg/m and, μ_(B)=4 × 10^-4kg/m and lengths L_(A)=2.5m and ..."  </w:t>
       </w:r>
       <w:r>
@@ -686,33 +713,6 @@
     </w:p>
     <w:p>
       <w:pPr>
-        <w:pStyle w:val="ListBullet"/>
-        <w:spacing w:after="40"/>
-      </w:pPr>
-      <w:r>
-        <w:rPr>
-          <w:b/>
-          <w:sz w:val="18"/>
-        </w:rPr>
-        <w:t xml:space="preserve">[2025 Evening Shift] Q#1 (MCQ): </w:t>
-      </w:r>
-      <w:r>
-        <w:rPr>
-          <w:sz w:val="18"/>
-        </w:rPr>
-        <w:t xml:space="preserve">"A sinusoidal wave of wavelength 7.5 cm travels a distance of 1.2 cm along the x -direction in 0.3 sec . The crest P is at x=0 at $t=0sec..."  </w:t>
-      </w:r>
-      <w:r>
-        <w:rPr>
-          <w:b/>
-          <w:color w:val="2B6CB0"/>
-          <w:sz w:val="18"/>
-        </w:rPr>
-        <w:t>[Ans: N/A]</w:t>
-      </w:r>
-    </w:p>
-    <w:p>
-      <w:pPr>
         <w:spacing w:after="120"/>
       </w:pPr>
     </w:p>
@@ -725,7 +725,7 @@
           <w:color w:val="2B6CB0"/>
           <w:sz w:val="24"/>
         </w:rPr>
-        <w:t>3.2 Standing Waves, Resonance &amp; Doppler Effect (Very High Yield — 46 PYQs)</w:t>
+        <w:t>3.2 Standing Waves, Resonance &amp; Doppler Effect (Very High Yield — 40 PYQs)</w:t>
       </w:r>
     </w:p>
     <w:p>
@@ -848,33 +848,6 @@
           <w:b/>
           <w:sz w:val="18"/>
         </w:rPr>
-        <w:t xml:space="preserve">[2026 Morning Shift] Q#1 (MCQ): </w:t>
-      </w:r>
-      <w:r>
-        <w:rPr>
-          <w:sz w:val="18"/>
-        </w:rPr>
-        <w:t xml:space="preserve">"The equation of a plane progressive wave is given by y=5cosπ(200t-(x / 150)) where x and y are in cm and t is in second. The v..."  </w:t>
-      </w:r>
-      <w:r>
-        <w:rPr>
-          <w:b/>
-          <w:color w:val="2B6CB0"/>
-          <w:sz w:val="18"/>
-        </w:rPr>
-        <w:t>[Ans: D]</w:t>
-      </w:r>
-    </w:p>
-    <w:p>
-      <w:pPr>
-        <w:pStyle w:val="ListBullet"/>
-        <w:spacing w:after="40"/>
-      </w:pPr>
-      <w:r>
-        <w:rPr>
-          <w:b/>
-          <w:sz w:val="18"/>
-        </w:rPr>
         <w:t xml:space="preserve">[2026 Evening Shift] Q#2 (MCQ): </w:t>
       </w:r>
       <w:r>
@@ -909,6 +882,33 @@
           <w:sz w:val="18"/>
         </w:rPr>
         <w:t xml:space="preserve">"A point source is kept at the center of a spherically enclosed detector. If the volume of the detector increased by 8 times, the intensity w..."  </w:t>
+      </w:r>
+      <w:r>
+        <w:rPr>
+          <w:b/>
+          <w:color w:val="2B6CB0"/>
+          <w:sz w:val="18"/>
+        </w:rPr>
+        <w:t>[Ans: B]</w:t>
+      </w:r>
+    </w:p>
+    <w:p>
+      <w:pPr>
+        <w:pStyle w:val="ListBullet"/>
+        <w:spacing w:after="40"/>
+      </w:pPr>
+      <w:r>
+        <w:rPr>
+          <w:b/>
+          <w:sz w:val="18"/>
+        </w:rPr>
+        <w:t xml:space="preserve">[2026 Evening Shift] Q#4 (MCQ): </w:t>
+      </w:r>
+      <w:r>
+        <w:rPr>
+          <w:sz w:val="18"/>
+        </w:rPr>
+        <w:t xml:space="preserve">"In an open organ pipe ν_(3) and ν_(6) are 3^rd and 6^th harmonic frequencies, respectively. If $\nu_{6}-\nu_{3..."  </w:t>
       </w:r>
       <w:r>
         <w:rPr>
@@ -1069,7 +1069,7 @@
           <w:color w:val="1A365D"/>
           <w:sz w:val="22"/>
         </w:rPr>
-        <w:t>Benchmark Problem 2: JEE Main 2026 (Online) 21st January Morning Shift (Q#1)</w:t>
+        <w:t>Benchmark Problem 2: JEE Main 2026 (Online) 24th January Evening Shift (Q#3)</w:t>
       </w:r>
     </w:p>
     <w:p>
@@ -1080,7 +1080,7 @@
         <w:rPr>
           <w:sz w:val="20"/>
         </w:rPr>
-        <w:t>Two strings (A,B) having linear densities μ_(A)=2 × 10^-4kg/m and, μ_(B)=4 × 10^-4kg/m and lengths L_(A)=2.5m and L_(B)=1.5m respectively are joined. Free ends of A and B are tied to two rigid supports C and D , respectively creating a tension of 500 N in the wire. Two identical pulses, sent from C and D ends, take time t_(1) and t_(2) , respectively, to reach the joint. The ratio t_(1)/t_(2) is:</w:t>
+        <w:t>A point source is kept at the center of a spherically enclosed detector. If the volume of the detector increased by 8 times, the intensity will</w:t>
       </w:r>
     </w:p>
     <w:p>
@@ -1092,7 +1092,7 @@
         <w:rPr>
           <w:sz w:val="19"/>
         </w:rPr>
-        <w:t>(A) 1.90</w:t>
+        <w:t>(A) increase by 64 times</w:t>
       </w:r>
     </w:p>
     <w:p>
@@ -1106,7 +1106,7 @@
           <w:color w:val="276749"/>
           <w:sz w:val="19"/>
         </w:rPr>
-        <w:t>(B) 1.18</w:t>
+        <w:t>(B) decrease by 4 times</w:t>
       </w:r>
     </w:p>
     <w:p>
@@ -1118,7 +1118,7 @@
         <w:rPr>
           <w:sz w:val="19"/>
         </w:rPr>
-        <w:t>(C) 1.08</w:t>
+        <w:t>(C) decrease by 8 times</w:t>
       </w:r>
     </w:p>
     <w:p>
@@ -1130,7 +1130,7 @@
         <w:rPr>
           <w:sz w:val="19"/>
         </w:rPr>
-        <w:t>(D) 1.67</w:t>
+        <w:t>(D) increase by 8 times</w:t>
       </w:r>
     </w:p>
     <w:tbl>
@@ -1171,7 +1171,7 @@
               </w:rPr>
               <w:t>Solution Analysis:</w:t>
               <w:br/>
-              <w:t>When a string with linear mass density μ (mass per unit length) is under tension T , the speed v of a transverse wave is given by : v=√((T / μ)) So, the time taken to reach the joint is t=(Length / Velocity)=(L / v) Substituting the velocity formula into the time equation : t=L√((T / μ))=L√((μ / T)) The two strings are joined together and tied between two rigid supports, meaning the tension ( T ) is the same throughout both strings (T=500N) . For String A (time t_(1) ) : The length of the string A is L_(A)=2.5m and the linear density is μ_(A)=2 × 10^-4kg/m So, the time taken to reach the end of string A is, t_(1)=2.5√(\frac2 × 10^-4)500 For String B (time t_(2) ) : The length of the string B is L_(B)=1.5m and the linear density is μ_(B)=4 × 10^-4kg/m So, the time taken to reach the end of string B is, t_(2)=1.5√(\frac4 × 10^-4)500 So, the ratio is, \fract_(1)t_(2)=\frac2.5√(\frac2 × 10^-4)5001.5√(\frac4 × 10^-4)500 ⇒ \fract_(1)t_(2)=\frac2.5√(2)1.5√(4)=\frac53√(2) ⇒ t_(1)t_(2) ≈ 1.18 Therefore, the ratio of the travel times to be approximately 1.18 . Hence, the correct option is (B).</w:t>
+              <w:t>The volume ( V ) of a sphere of radius R is given by the formula : V=(4 / 3)π R^3 .......(i) According to the problem, the volume increases by 8 times ( V^'=8V ) : 8V=(4 / 3)π(R^')^3... (ii) ⇒ 8 × (4 / 3)π R^3=(4 / 3)π(R^')^3 ⇒ R^'=2R The intensity (I) of a point source (of power P) is the power spread over the surface area of the sphere. The formula for intensity is : I=(P / A)=\fracP4π R^2 ⇒ I∝\frac1R^2 Using the new radius R^'=2R : \fracI^'I=\frac(1/R^'2)(\frac1R^2)=\fracR^2R^'2=\fracR^24R^2=(1 / 4) ⇒ I^'=(I / 4) Therefore, when the volume of the spherical detector increases by 8 times, the intensity decreases by 4 times. Hence, the correct option is (B).</w:t>
             </w:r>
           </w:p>
         </w:tc>
